--- a/docs/word/04-data/01-model-dannyh.docx
+++ b/docs/word/04-data/01-model-dannyh.docx
@@ -63,7 +63,7 @@
           </w:tcPr>
           <w:p>
             <w:r>
-              <w:t>0.1</w:t>
+              <w:t>0.6</w:t>
             </w:r>
           </w:p>
         </w:tc>
@@ -115,7 +115,7 @@
           </w:tcPr>
           <w:p>
             <w:r>
-              <w:t>27.10.2026</w:t>
+              <w:t>30.10.2026</w:t>
             </w:r>
           </w:p>
         </w:tc>
@@ -365,7 +365,7 @@
               <w:rPr>
                 <w:sz w:val="18"/>
               </w:rPr>
-              <w:t>0.1</w:t>
+              <w:t>0.2</w:t>
             </w:r>
           </w:p>
         </w:tc>
@@ -409,7 +409,7 @@
               <w:rPr>
                 <w:sz w:val="18"/>
               </w:rPr>
-              <w:t>Черновик</w:t>
+              <w:t>Рабочий</w:t>
             </w:r>
           </w:p>
         </w:tc>
@@ -453,7 +453,7 @@
               <w:rPr>
                 <w:sz w:val="18"/>
               </w:rPr>
-              <w:t>27.10.2026</w:t>
+              <w:t>30.10.2026</w:t>
             </w:r>
           </w:p>
         </w:tc>
@@ -2409,7 +2409,17 @@
           <w:rFonts w:ascii="Consolas" w:hAnsi="Consolas"/>
           <w:sz w:val="18"/>
         </w:rPr>
-        <w:t>iam.roles</w:t>
+        <w:t>iam.groups</w:t>
+      </w:r>
+      <w:r>
+        <w:t xml:space="preserve">, </w:t>
+      </w:r>
+      <w:r>
+        <w:rPr>
+          <w:rFonts w:ascii="Consolas" w:hAnsi="Consolas"/>
+          <w:sz w:val="18"/>
+        </w:rPr>
+        <w:t>iam.group_memberships</w:t>
       </w:r>
       <w:r>
         <w:t xml:space="preserve">, </w:t>
@@ -2429,7 +2439,7 @@
           <w:rFonts w:ascii="Consolas" w:hAnsi="Consolas"/>
           <w:sz w:val="18"/>
         </w:rPr>
-        <w:t>iam.role_permissions</w:t>
+        <w:t>iam.group_permissions</w:t>
       </w:r>
     </w:p>
     <w:p>
@@ -2441,10 +2451,35 @@
           <w:rFonts w:ascii="Consolas" w:hAnsi="Consolas"/>
           <w:sz w:val="18"/>
         </w:rPr>
-        <w:t>roles</w:t>
-      </w:r>
-      <w:r>
-        <w:t>: id, code, name, scope (global/region/city/school), is_system.</w:t>
+        <w:t>groups</w:t>
+      </w:r>
+      <w:r>
+        <w:t>: id, code, name, description, category, scope_type, scope_id, depth,</w:t>
+      </w:r>
+    </w:p>
+    <w:p>
+      <w:r>
+        <w:t>parent_id, is_system, is_active, meta jsonb, created_at, updated_at.</w:t>
+      </w:r>
+    </w:p>
+    <w:p>
+      <w:pPr>
+        <w:pStyle w:val="ListBullet"/>
+      </w:pPr>
+      <w:r>
+        <w:rPr>
+          <w:rFonts w:ascii="Consolas" w:hAnsi="Consolas"/>
+          <w:sz w:val="18"/>
+        </w:rPr>
+        <w:t>group_memberships</w:t>
+      </w:r>
+      <w:r>
+        <w:t>: id, group_id, user_id, assigned_by, assigned_at,</w:t>
+      </w:r>
+    </w:p>
+    <w:p>
+      <w:r>
+        <w:t>expires_at, is_primary.</w:t>
       </w:r>
     </w:p>
     <w:p>
@@ -2459,7 +2494,7 @@
         <w:t>permissions</w:t>
       </w:r>
       <w:r>
-        <w:t>: id, code, description.</w:t>
+        <w:t>: id, code, name, description, service_code, category, is_system.</w:t>
       </w:r>
     </w:p>
     <w:p>
@@ -2471,10 +2506,72 @@
           <w:rFonts w:ascii="Consolas" w:hAnsi="Consolas"/>
           <w:sz w:val="18"/>
         </w:rPr>
-        <w:t>role_permissions</w:t>
-      </w:r>
-      <w:r>
-        <w:t>: role_id, permission_id.</w:t>
+        <w:t>group_permissions</w:t>
+      </w:r>
+      <w:r>
+        <w:t>: id, group_id, permission_id, effect (allow/deny),</w:t>
+      </w:r>
+    </w:p>
+    <w:p>
+      <w:r>
+        <w:t>granted_by, granted_at, expires_at.</w:t>
+      </w:r>
+    </w:p>
+    <w:p>
+      <w:r>
+        <w:t>Права назначаются только группам. Подробная модель — в ШК-04-02.</w:t>
+      </w:r>
+    </w:p>
+    <w:p>
+      <w:pPr>
+        <w:pStyle w:val="Heading3"/>
+      </w:pPr>
+      <w:r>
+        <w:t xml:space="preserve">3.2.1. Переходное поле </w:t>
+      </w:r>
+      <w:r>
+        <w:rPr>
+          <w:rFonts w:ascii="Consolas" w:hAnsi="Consolas"/>
+          <w:sz w:val="18"/>
+        </w:rPr>
+        <w:t>iam.users.role</w:t>
+      </w:r>
+    </w:p>
+    <w:p>
+      <w:r>
+        <w:t xml:space="preserve">Поле </w:t>
+      </w:r>
+      <w:r>
+        <w:rPr>
+          <w:rFonts w:ascii="Consolas" w:hAnsi="Consolas"/>
+          <w:sz w:val="18"/>
+        </w:rPr>
+        <w:t>role</w:t>
+      </w:r>
+      <w:r>
+        <w:t xml:space="preserve"> сохраняется для совместимости и постепенного перевода. Пока</w:t>
+      </w:r>
+    </w:p>
+    <w:p>
+      <w:r>
+        <w:t>пользователь не входит ни в одну группу, действует мост</w:t>
+      </w:r>
+    </w:p>
+    <w:p>
+      <w:r>
+        <w:rPr>
+          <w:rFonts w:ascii="Consolas" w:hAnsi="Consolas"/>
+          <w:sz w:val="18"/>
+        </w:rPr>
+        <w:t>LEGACY_ROLE_PERMISSIONS</w:t>
+      </w:r>
+      <w:r>
+        <w:t>. После добавления в группу доступ определяется</w:t>
+      </w:r>
+    </w:p>
+    <w:p>
+      <w:r>
+        <w:t>только группами.</w:t>
       </w:r>
     </w:p>
     <w:p>
@@ -4511,6 +4608,112 @@
     </w:p>
     <w:p>
       <w:pPr>
+        <w:pStyle w:val="Heading3"/>
+      </w:pPr>
+      <w:r>
+        <w:t xml:space="preserve">14.6. </w:t>
+      </w:r>
+      <w:r>
+        <w:rPr>
+          <w:rFonts w:ascii="Consolas" w:hAnsi="Consolas"/>
+          <w:sz w:val="18"/>
+        </w:rPr>
+        <w:t>system.services</w:t>
+      </w:r>
+    </w:p>
+    <w:p>
+      <w:pPr>
+        <w:pStyle w:val="ListBullet"/>
+      </w:pPr>
+      <w:r>
+        <w:t>code PK, name, description, version, category, api_prefix, icon,</w:t>
+      </w:r>
+    </w:p>
+    <w:p>
+      <w:r>
+        <w:t>default_enabled, is_core, status, manifest jsonb, created_at, updated_at.</w:t>
+      </w:r>
+    </w:p>
+    <w:p>
+      <w:pPr>
+        <w:pStyle w:val="Heading3"/>
+      </w:pPr>
+      <w:r>
+        <w:t xml:space="preserve">14.7. </w:t>
+      </w:r>
+      <w:r>
+        <w:rPr>
+          <w:rFonts w:ascii="Consolas" w:hAnsi="Consolas"/>
+          <w:sz w:val="18"/>
+        </w:rPr>
+        <w:t>system.service_activations</w:t>
+      </w:r>
+    </w:p>
+    <w:p>
+      <w:pPr>
+        <w:pStyle w:val="ListBullet"/>
+      </w:pPr>
+      <w:r>
+        <w:t>id, service_code FK, scope_type, scope_id, depth, enabled, config jsonb,</w:t>
+      </w:r>
+    </w:p>
+    <w:p>
+      <w:r>
+        <w:t>updated_by, created_at, updated_at.</w:t>
+      </w:r>
+    </w:p>
+    <w:p>
+      <w:pPr>
+        <w:pStyle w:val="ListBullet"/>
+      </w:pPr>
+      <w:r>
+        <w:t>Unique: (service_code, scope_type, scope_id).</w:t>
+      </w:r>
+    </w:p>
+    <w:p>
+      <w:pPr>
+        <w:pStyle w:val="Heading3"/>
+      </w:pPr>
+      <w:r>
+        <w:t xml:space="preserve">14.8. </w:t>
+      </w:r>
+      <w:r>
+        <w:rPr>
+          <w:rFonts w:ascii="Consolas" w:hAnsi="Consolas"/>
+          <w:sz w:val="18"/>
+        </w:rPr>
+        <w:t>system.service_activations</w:t>
+      </w:r>
+      <w:r>
+        <w:t xml:space="preserve"> — правила</w:t>
+      </w:r>
+    </w:p>
+    <w:p>
+      <w:pPr>
+        <w:pStyle w:val="ListBullet"/>
+      </w:pPr>
+      <w:r>
+        <w:t>Самая конкретная активация побеждает.</w:t>
+      </w:r>
+    </w:p>
+    <w:p>
+      <w:pPr>
+        <w:pStyle w:val="ListBullet"/>
+      </w:pPr>
+      <w:r>
+        <w:t>Ядровые сервисы отключить нельзя.</w:t>
+      </w:r>
+    </w:p>
+    <w:p>
+      <w:pPr>
+        <w:pStyle w:val="ListBullet"/>
+      </w:pPr>
+      <w:r>
+        <w:t>Отключение на уровне школы перекрывает включение на уровне страны.</w:t>
+      </w:r>
+    </w:p>
+    <w:p>
+      <w:pPr>
         <w:pStyle w:val="Heading2"/>
       </w:pPr>
       <w:r>
@@ -4581,6 +4784,18 @@
         <w:t xml:space="preserve">  DOCUMENT_TEMPLATES ||--o{ DOCUMENT_REQUESTS : generates</w:t>
         <w:br/>
         <w:t xml:space="preserve">  USERS ||--o{ DOCUMENT_SIGNATURES : signs</w:t>
+        <w:br/>
+        <w:t xml:space="preserve">  USERS ||--o{ GROUP_MEMBERSHIPS : belongs</w:t>
+        <w:br/>
+        <w:t xml:space="preserve">  GROUPS ||--o{ GROUP_MEMBERSHIPS : includes</w:t>
+        <w:br/>
+        <w:t xml:space="preserve">  GROUPS ||--o{ GROUP_PERMISSIONS : granted</w:t>
+        <w:br/>
+        <w:t xml:space="preserve">  PERMISSIONS ||--o{ GROUP_PERMISSIONS : published</w:t>
+        <w:br/>
+        <w:t xml:space="preserve">  GROUPS ||--o{ GROUPS : inherits</w:t>
+        <w:br/>
+        <w:t xml:space="preserve">  SERVICES ||--o{ SERVICE_ACTIVATIONS : activated</w:t>
       </w:r>
     </w:p>
     <w:p>
@@ -4841,7 +5056,7 @@
       <w:jc w:val="center"/>
     </w:pPr>
     <w:r>
-      <w:t xml:space="preserve">ЕООП «Школьник» · 0.1 · </w:t>
+      <w:t xml:space="preserve">ЕООП «Школьник» · 0.6 · </w:t>
     </w:r>
     <w:r>
       <w:fldChar w:fldCharType="begin"/>

--- a/docs/word/04-data/01-model-dannyh.docx
+++ b/docs/word/04-data/01-model-dannyh.docx
@@ -63,7 +63,7 @@
           </w:tcPr>
           <w:p>
             <w:r>
-              <w:t>0.6</w:t>
+              <w:t>0.7</w:t>
             </w:r>
           </w:p>
         </w:tc>
@@ -5056,7 +5056,7 @@
       <w:jc w:val="center"/>
     </w:pPr>
     <w:r>
-      <w:t xml:space="preserve">ЕООП «Школьник» · 0.6 · </w:t>
+      <w:t xml:space="preserve">ЕООП «Школьник» · 0.7 · </w:t>
     </w:r>
     <w:r>
       <w:fldChar w:fldCharType="begin"/>

--- a/docs/word/04-data/01-model-dannyh.docx
+++ b/docs/word/04-data/01-model-dannyh.docx
@@ -63,7 +63,7 @@
           </w:tcPr>
           <w:p>
             <w:r>
-              <w:t>0.7</w:t>
+              <w:t>0.7.1</w:t>
             </w:r>
           </w:p>
         </w:tc>
@@ -5056,7 +5056,7 @@
       <w:jc w:val="center"/>
     </w:pPr>
     <w:r>
-      <w:t xml:space="preserve">ЕООП «Школьник» · 0.7 · </w:t>
+      <w:t xml:space="preserve">ЕООП «Школьник» · 0.7.1 · </w:t>
     </w:r>
     <w:r>
       <w:fldChar w:fldCharType="begin"/>

--- a/docs/word/04-data/01-model-dannyh.docx
+++ b/docs/word/04-data/01-model-dannyh.docx
@@ -63,7 +63,7 @@
           </w:tcPr>
           <w:p>
             <w:r>
-              <w:t>0.7.1</w:t>
+              <w:t>0.7.2</w:t>
             </w:r>
           </w:p>
         </w:tc>
@@ -5056,7 +5056,7 @@
       <w:jc w:val="center"/>
     </w:pPr>
     <w:r>
-      <w:t xml:space="preserve">ЕООП «Школьник» · 0.7.1 · </w:t>
+      <w:t xml:space="preserve">ЕООП «Школьник» · 0.7.2 · </w:t>
     </w:r>
     <w:r>
       <w:fldChar w:fldCharType="begin"/>

--- a/docs/word/04-data/01-model-dannyh.docx
+++ b/docs/word/04-data/01-model-dannyh.docx
@@ -63,7 +63,7 @@
           </w:tcPr>
           <w:p>
             <w:r>
-              <w:t>0.7.2</w:t>
+              <w:t>0.7.3</w:t>
             </w:r>
           </w:p>
         </w:tc>
@@ -5056,7 +5056,7 @@
       <w:jc w:val="center"/>
     </w:pPr>
     <w:r>
-      <w:t xml:space="preserve">ЕООП «Школьник» · 0.7.2 · </w:t>
+      <w:t xml:space="preserve">ЕООП «Школьник» · 0.7.3 · </w:t>
     </w:r>
     <w:r>
       <w:fldChar w:fldCharType="begin"/>
